--- a/docs/refs.docx
+++ b/docs/refs.docx
@@ -27,8 +27,53 @@
       </w:r>
     </w:p>
     <w:p>
+      <w:hyperlink r:id="rId4" w:history="1">
+        <w:r>
+          <w:rPr>
+            <w:rStyle w:val="Hyperlink"/>
+          </w:rPr>
+          <w:t>https://otexts.com/fpp3/</w:t>
+        </w:r>
+      </w:hyperlink>
+    </w:p>
+    <w:p>
+      <w:pPr>
+        <w:rPr>
+          <w:b/>
+          <w:bCs/>
+        </w:rPr>
+      </w:pPr>
       <w:r>
-        <w:t>https://otexts.com/fpp3/</w:t>
+        <w:rPr>
+          <w:b/>
+          <w:bCs/>
+        </w:rPr>
+        <w:t>Time series forecasting</w:t>
+      </w:r>
+    </w:p>
+    <w:p>
+      <w:hyperlink r:id="rId5" w:history="1">
+        <w:r>
+          <w:rPr>
+            <w:rStyle w:val="Hyperlink"/>
+          </w:rPr>
+          <w:t>https://machinelearningmastery.com/forecasting-the-future-with-tree-based-models-for-time-series/</w:t>
+        </w:r>
+      </w:hyperlink>
+    </w:p>
+    <w:p>
+      <w:hyperlink r:id="rId6" w:history="1">
+        <w:r>
+          <w:rPr>
+            <w:rStyle w:val="Hyperlink"/>
+          </w:rPr>
+          <w:t>https://towardsdatascience.com/how-to-forecast-time-series-using-lags-5876e3f7f473/</w:t>
+        </w:r>
+      </w:hyperlink>
+    </w:p>
+    <w:p>
+      <w:r>
+        <w:t>https://scikit-learn.org/stable/auto_examples/applications/plot_time_series_lagged_features.html</w:t>
       </w:r>
     </w:p>
     <w:p>
@@ -47,7 +92,7 @@
       </w:r>
     </w:p>
     <w:p>
-      <w:hyperlink r:id="rId4" w:history="1">
+      <w:hyperlink r:id="rId7" w:history="1">
         <w:r>
           <w:rPr>
             <w:rStyle w:val="Hyperlink"/>
@@ -72,7 +117,7 @@
       </w:r>
     </w:p>
     <w:p>
-      <w:hyperlink r:id="rId5" w:history="1">
+      <w:hyperlink r:id="rId8" w:history="1">
         <w:r>
           <w:rPr>
             <w:rStyle w:val="Hyperlink"/>
@@ -97,7 +142,7 @@
       </w:r>
     </w:p>
     <w:p>
-      <w:hyperlink r:id="rId6" w:history="1">
+      <w:hyperlink r:id="rId9" w:history="1">
         <w:r>
           <w:rPr>
             <w:rStyle w:val="Hyperlink"/>
@@ -122,7 +167,7 @@
       </w:r>
     </w:p>
     <w:p>
-      <w:hyperlink r:id="rId7" w:history="1">
+      <w:hyperlink r:id="rId10" w:history="1">
         <w:r>
           <w:rPr>
             <w:rStyle w:val="Hyperlink"/>
@@ -132,7 +177,7 @@
       </w:hyperlink>
     </w:p>
     <w:p>
-      <w:hyperlink r:id="rId8" w:history="1">
+      <w:hyperlink r:id="rId11" w:history="1">
         <w:r>
           <w:rPr>
             <w:rStyle w:val="Hyperlink"/>
@@ -1105,6 +1150,7 @@
           <w:lang w:eastAsia="en-GB"/>
           <w14:ligatures w14:val="none"/>
         </w:rPr>
+        <w:lastRenderedPageBreak/>
         <w:t>Without</w:t>
       </w:r>
     </w:p>

--- a/docs/refs.docx
+++ b/docs/refs.docx
@@ -100,6 +100,11 @@
           <w:t>https://ieeexplore.ieee.org/document/9941947</w:t>
         </w:r>
       </w:hyperlink>
+    </w:p>
+    <w:p>
+      <w:r>
+        <w:t>https://scikit-learn.org/stable/auto_examples/applications/plot_time_series_lagged_features.html</w:t>
+      </w:r>
     </w:p>
     <w:p>
       <w:pPr>
@@ -970,6 +975,7 @@
                 <w:lang w:eastAsia="en-GB"/>
                 <w14:ligatures w14:val="none"/>
               </w:rPr>
+              <w:lastRenderedPageBreak/>
               <w:t>GradientBoosting</w:t>
             </w:r>
             <w:proofErr w:type="spellEnd"/>
@@ -1150,7 +1156,6 @@
           <w:lang w:eastAsia="en-GB"/>
           <w14:ligatures w14:val="none"/>
         </w:rPr>
-        <w:lastRenderedPageBreak/>
         <w:t>Without</w:t>
       </w:r>
     </w:p>

--- a/docs/refs.docx
+++ b/docs/refs.docx
@@ -191,7 +191,11 @@
         </w:r>
       </w:hyperlink>
     </w:p>
-    <w:p/>
+    <w:p>
+      <w:r>
+        <w:t>https://www.netstock.com/blog/safety-stock-meaning-formula-how-to-calculate/</w:t>
+      </w:r>
+    </w:p>
     <w:p/>
     <w:p>
       <w:r>
@@ -3070,6 +3074,18 @@
       <w:shd w:val="clear" w:color="auto" w:fill="E1DFDD"/>
     </w:rPr>
   </w:style>
+  <w:style w:type="character" w:styleId="FollowedHyperlink">
+    <w:name w:val="FollowedHyperlink"/>
+    <w:basedOn w:val="DefaultParagraphFont"/>
+    <w:uiPriority w:val="99"/>
+    <w:semiHidden/>
+    <w:unhideWhenUsed/>
+    <w:rsid w:val="007B0E41"/>
+    <w:rPr>
+      <w:color w:val="96607D" w:themeColor="followedHyperlink"/>
+      <w:u w:val="single"/>
+    </w:rPr>
+  </w:style>
 </w:styles>
 </file>
 
